--- a/docs/03_cleaning/Leakage_Prevention_Rules_EN.docx
+++ b/docs/03_cleaning/Leakage_Prevention_Rules_EN.docx
@@ -500,7 +500,60 @@
         <w:t xml:space="preserve"> </w:t>
       </w:r>
       <w:r>
-        <w:t xml:space="preserve">and is fixed across checkpoints, so it never leaks future outcome into the features.</w:t>
+        <w:t xml:space="preserve">and is fixed across checkpoints, so it never leaks future outcome into the features. Keeping already-withdrawn students is nevertheless a</w:t>
+      </w:r>
+      <w:r>
+        <w:t xml:space="preserve"> </w:t>
+      </w:r>
+      <w:r>
+        <w:rPr>
+          <w:b/>
+          <w:bCs/>
+        </w:rPr>
+        <w:t xml:space="preserve">population choice with measurable consequences</w:t>
+      </w:r>
+      <w:r>
+        <w:t xml:space="preserve">: on the full cohort, part of the measured performance comes from re-identifying students who have already left, and at-risk recall on the still-enrolled subgroup is lower at every checkpoint. This violates no rule above — no label information enters the features — but it changes what the headline metrics mean. See the sensitivity analysis (</w:t>
+      </w:r>
+      <w:r>
+        <w:rPr>
+          <w:rStyle w:val="VerbatimChar"/>
+        </w:rPr>
+        <w:t xml:space="preserve">tools/sensitivity_active.py</w:t>
+      </w:r>
+      <w:r>
+        <w:t xml:space="preserve"> </w:t>
+      </w:r>
+      <w:r>
+        <w:t xml:space="preserve">→</w:t>
+      </w:r>
+      <w:r>
+        <w:t xml:space="preserve"> </w:t>
+      </w:r>
+      <w:r>
+        <w:rPr>
+          <w:rStyle w:val="VerbatimChar"/>
+        </w:rPr>
+        <w:t xml:space="preserve">reports/tables/sensitivity_active_xgb.csv</w:t>
+      </w:r>
+      <w:r>
+        <w:t xml:space="preserve">) and the estimand-clarification section of</w:t>
+      </w:r>
+      <w:r>
+        <w:t xml:space="preserve"> </w:t>
+      </w:r>
+      <w:r>
+        <w:rPr>
+          <w:i/>
+          <w:iCs/>
+        </w:rPr>
+        <w:t xml:space="preserve">Target_Variable_Definition</w:t>
+      </w:r>
+      <w:r>
+        <w:t xml:space="preserve"> </w:t>
+      </w:r>
+      <w:r>
+        <w:t xml:space="preserve">for the project’s dual-reporting convention.</w:t>
       </w:r>
     </w:p>
     <w:bookmarkEnd w:id="12"/>
@@ -607,7 +660,7 @@
         <w:t xml:space="preserve"> </w:t>
       </w:r>
       <w:r>
-        <w:t xml:space="preserve">retains all dated records. It also checks the split has no student overlap and preserves the class ratio.</w:t>
+        <w:t xml:space="preserve">retains all dated records. It also checks the split has no student overlap and preserves the class ratio, plus a test asserting the imputation median and winsorise thresholds are</w:t>
       </w:r>
       <w:r>
         <w:t xml:space="preserve"> </w:t>
@@ -617,7 +670,60 @@
           <w:b/>
           <w:bCs/>
         </w:rPr>
-        <w:t xml:space="preserve">Result: 16/16 tests pass.</w:t>
+        <w:t xml:space="preserve">learned on train only</w:t>
+      </w:r>
+      <w:r>
+        <w:t xml:space="preserve"> </w:t>
+      </w:r>
+      <w:r>
+        <w:t xml:space="preserve">and applied to test, plus a feature allow-list test (no leaky column reaches X) and a test that idle at</w:t>
+      </w:r>
+      <w:r>
+        <w:t xml:space="preserve"> </w:t>
+      </w:r>
+      <w:r>
+        <w:rPr>
+          <w:i/>
+          <w:iCs/>
+        </w:rPr>
+        <w:t xml:space="preserve">t = 100%</w:t>
+      </w:r>
+      <w:r>
+        <w:t xml:space="preserve"> </w:t>
+      </w:r>
+      <w:r>
+        <w:t xml:space="preserve">matches master.</w:t>
+      </w:r>
+      <w:r>
+        <w:t xml:space="preserve"> </w:t>
+      </w:r>
+      <w:r>
+        <w:rPr>
+          <w:b/>
+          <w:bCs/>
+        </w:rPr>
+        <w:t xml:space="preserve">Result: all automated leakage tests pass — see</w:t>
+      </w:r>
+      <w:r>
+        <w:rPr>
+          <w:b/>
+          <w:bCs/>
+        </w:rPr>
+        <w:t xml:space="preserve"> </w:t>
+      </w:r>
+      <w:r>
+        <w:rPr>
+          <w:rStyle w:val="VerbatimChar"/>
+          <w:b/>
+          <w:bCs/>
+        </w:rPr>
+        <w:t xml:space="preserve">tests/test_leakage.py</w:t>
+      </w:r>
+      <w:r>
+        <w:t xml:space="preserve"> </w:t>
+      </w:r>
+      <w:r>
+        <w:t xml:space="preserve">(the suite is extended over time, so no fixed test count is quoted here).</w:t>
       </w:r>
     </w:p>
     <w:bookmarkEnd w:id="15"/>
